--- a/assets/KeinChan_Resume_202506.docx
+++ b/assets/KeinChan_Resume_202506.docx
@@ -996,12 +996,12 @@
       </w:r>
       <w:r>
         <w:rPr>
-          <w:rFonts w:cs="Arial"/>
-          <w:b/>
-          <w:color w:val="595959" w:themeColor="text2"/>
-          <w:sz w:val="20"/>
-        </w:rPr>
-        <w:t>Oct</w:t>
+          <w:rFonts w:cs="Arial" w:hint="eastAsia"/>
+          <w:b/>
+          <w:color w:val="595959" w:themeColor="text2"/>
+          <w:sz w:val="20"/>
+        </w:rPr>
+        <w:t>Nov</w:t>
       </w:r>
       <w:r>
         <w:rPr>
@@ -2434,34 +2434,7 @@
           <w:color w:val="595959" w:themeColor="text2"/>
           <w:sz w:val="20"/>
         </w:rPr>
-        <w:t xml:space="preserve"> 201</w:t>
-      </w:r>
-      <w:r>
-        <w:rPr>
-          <w:rFonts w:eastAsia="Arial Unicode MS" w:cs="Arial"/>
-          <w:b/>
-          <w:color w:val="595959" w:themeColor="text2"/>
-          <w:sz w:val="20"/>
-        </w:rPr>
-        <w:t>2</w:t>
-      </w:r>
-      <w:r>
-        <w:rPr>
-          <w:rFonts w:eastAsia="Arial Unicode MS" w:cs="Arial"/>
-          <w:b/>
-          <w:color w:val="595959" w:themeColor="text2"/>
-          <w:sz w:val="20"/>
-        </w:rPr>
-        <w:t xml:space="preserve"> – </w:t>
-      </w:r>
-      <w:r>
-        <w:rPr>
-          <w:rFonts w:eastAsia="Arial Unicode MS" w:cs="Arial"/>
-          <w:b/>
-          <w:color w:val="595959" w:themeColor="text2"/>
-          <w:sz w:val="20"/>
-        </w:rPr>
-        <w:t xml:space="preserve">Apr </w:t>
+        <w:t xml:space="preserve"> 2012 – Apr </w:t>
       </w:r>
       <w:r>
         <w:rPr>
@@ -2965,7 +2938,7 @@
       <w:pPr>
         <w:spacing w:line="276" w:lineRule="auto"/>
         <w:rPr>
-          <w:rFonts w:eastAsia="SimSun" w:cs="Arial" w:hint="eastAsia"/>
+          <w:rFonts w:eastAsia="SimSun" w:cs="Arial"/>
           <w:color w:val="595959" w:themeColor="text2"/>
           <w:lang w:val="fr-FR" w:eastAsia="zh-CN"/>
         </w:rPr>

--- a/assets/KeinChan_Resume_202506.docx
+++ b/assets/KeinChan_Resume_202506.docx
@@ -2840,6 +2840,24 @@
           <w:color w:val="595959" w:themeColor="text2"/>
           <w:sz w:val="20"/>
         </w:rPr>
+        <w:t>MySQL 8.0 Database Developer Oracle Certified Professional</w:t>
+      </w:r>
+    </w:p>
+    <w:p>
+      <w:pPr>
+        <w:spacing w:line="276" w:lineRule="auto"/>
+        <w:rPr>
+          <w:rFonts w:eastAsia="Arial" w:cs="Arial"/>
+          <w:color w:val="595959" w:themeColor="text2"/>
+          <w:sz w:val="20"/>
+        </w:rPr>
+      </w:pPr>
+      <w:r>
+        <w:rPr>
+          <w:rFonts w:eastAsia="Arial" w:cs="Arial"/>
+          <w:color w:val="595959" w:themeColor="text2"/>
+          <w:sz w:val="20"/>
+        </w:rPr>
         <w:t>Python Engineer Certification</w:t>
       </w:r>
     </w:p>
@@ -2896,6 +2914,25 @@
           <w:rFonts w:eastAsia="Arial" w:cs="Arial"/>
           <w:color w:val="595959" w:themeColor="text2"/>
           <w:sz w:val="20"/>
+        </w:rPr>
+      </w:pPr>
+      <w:r>
+        <w:rPr>
+          <w:rFonts w:eastAsia="Arial" w:cs="Arial"/>
+          <w:color w:val="595959" w:themeColor="text2"/>
+          <w:sz w:val="20"/>
+        </w:rPr>
+        <w:t>Google Analytics Advanced</w:t>
+      </w:r>
+    </w:p>
+    <w:p>
+      <w:pPr>
+        <w:spacing w:line="276" w:lineRule="auto"/>
+        <w:rPr>
+          <w:rFonts w:eastAsia="Arial" w:cs="Arial"/>
+          <w:color w:val="595959" w:themeColor="text2"/>
+          <w:sz w:val="20"/>
+          <w:szCs w:val="20"/>
           <w:lang w:val="fr-FR"/>
         </w:rPr>
       </w:pPr>
@@ -2904,8 +2941,9 @@
           <w:rFonts w:eastAsia="Arial" w:cs="Arial"/>
           <w:color w:val="595959" w:themeColor="text2"/>
           <w:sz w:val="20"/>
-        </w:rPr>
-        <w:t>Google Analytics Advanced</w:t>
+          <w:lang w:val="fr-FR"/>
+        </w:rPr>
+        <w:t>Neo4j Certified Professional</w:t>
       </w:r>
     </w:p>
     <w:p>
@@ -2914,6 +2952,8 @@
         <w:rPr>
           <w:rFonts w:eastAsia="SimSun" w:cs="Arial"/>
           <w:color w:val="595959" w:themeColor="text2"/>
+          <w:sz w:val="20"/>
+          <w:szCs w:val="20"/>
           <w:lang w:val="fr-FR" w:eastAsia="zh-CN"/>
         </w:rPr>
       </w:pPr>
@@ -2921,6 +2961,8 @@
         <w:rPr>
           <w:rFonts w:eastAsia="SimSun" w:cs="Arial" w:hint="eastAsia"/>
           <w:color w:val="595959" w:themeColor="text2"/>
+          <w:sz w:val="20"/>
+          <w:szCs w:val="20"/>
           <w:lang w:val="fr-FR" w:eastAsia="zh-CN"/>
         </w:rPr>
         <w:t>J</w:t>
@@ -2929,6 +2971,8 @@
         <w:rPr>
           <w:rFonts w:eastAsia="SimSun" w:cs="Arial"/>
           <w:color w:val="595959" w:themeColor="text2"/>
+          <w:sz w:val="20"/>
+          <w:szCs w:val="20"/>
           <w:lang w:val="fr-FR" w:eastAsia="zh-CN"/>
         </w:rPr>
         <w:t>LPT-N1</w:t>
@@ -2938,45 +2982,39 @@
       <w:pPr>
         <w:spacing w:line="276" w:lineRule="auto"/>
         <w:rPr>
+          <w:rFonts w:eastAsia="SimSun" w:cs="Arial" w:hint="eastAsia"/>
+          <w:color w:val="595959" w:themeColor="text2"/>
+          <w:lang w:val="fr-FR" w:eastAsia="zh-CN"/>
+        </w:rPr>
+      </w:pPr>
+      <w:r>
+        <w:rPr>
+          <w:rFonts w:eastAsia="SimSun" w:cs="Arial" w:hint="eastAsia"/>
+          <w:color w:val="595959" w:themeColor="text2"/>
+          <w:sz w:val="20"/>
+          <w:szCs w:val="20"/>
+          <w:lang w:val="fr-FR" w:eastAsia="zh-CN"/>
+        </w:rPr>
+        <w:t>T</w:t>
+      </w:r>
+      <w:r>
+        <w:rPr>
           <w:rFonts w:eastAsia="SimSun" w:cs="Arial"/>
           <w:color w:val="595959" w:themeColor="text2"/>
+          <w:sz w:val="20"/>
+          <w:szCs w:val="20"/>
           <w:lang w:val="fr-FR" w:eastAsia="zh-CN"/>
         </w:rPr>
-      </w:pPr>
-      <w:r>
-        <w:rPr>
-          <w:rFonts w:eastAsia="SimSun" w:cs="Arial" w:hint="eastAsia"/>
+        <w:t>OFEL-76</w:t>
+      </w:r>
+      <w:r>
+        <w:rPr>
+          <w:rFonts w:eastAsia="SimSun" w:cs="Arial"/>
           <w:color w:val="595959" w:themeColor="text2"/>
           <w:lang w:val="fr-FR" w:eastAsia="zh-CN"/>
         </w:rPr>
-        <w:t>T</w:t>
-      </w:r>
-      <w:r>
-        <w:rPr>
-          <w:rFonts w:eastAsia="SimSun" w:cs="Arial"/>
-          <w:color w:val="595959" w:themeColor="text2"/>
-          <w:lang w:val="fr-FR" w:eastAsia="zh-CN"/>
-        </w:rPr>
-        <w:t>OFEL-76</w:t>
-      </w:r>
-      <w:r>
-        <w:rPr>
-          <w:rFonts w:eastAsia="SimSun" w:cs="Arial"/>
-          <w:color w:val="595959" w:themeColor="text2"/>
-          <w:lang w:val="fr-FR" w:eastAsia="zh-CN"/>
-        </w:rPr>
         <w:br/>
       </w:r>
-    </w:p>
-    <w:p>
-      <w:pPr>
-        <w:rPr>
-          <w:rFonts w:eastAsia="Arial" w:cs="Arial"/>
-          <w:color w:val="595959" w:themeColor="text2"/>
-          <w:sz w:val="20"/>
-          <w:lang w:val="fr-FR"/>
-        </w:rPr>
-      </w:pPr>
     </w:p>
     <w:sectPr>
       <w:type w:val="continuous"/>
